--- a/작업일지/졸업작품 작업일지 - 20+10주차.docx
+++ b/작업일지/졸업작품 작업일지 - 20+10주차.docx
@@ -91,8 +91,18 @@
                 <w:b/>
                 <w:sz w:val="18"/>
               </w:rPr>
-              <w:t>2020180033 장명운</w:t>
-            </w:r>
+              <w:t xml:space="preserve">2020180033 </w:t>
+            </w:r>
+            <w:proofErr w:type="spellStart"/>
+            <w:r>
+              <w:rPr>
+                <w:rFonts w:hint="eastAsia"/>
+                <w:b/>
+                <w:sz w:val="18"/>
+              </w:rPr>
+              <w:t>장명운</w:t>
+            </w:r>
+            <w:proofErr w:type="spellEnd"/>
           </w:p>
           <w:p>
             <w:pPr>
@@ -179,6 +189,7 @@
                 <w:sz w:val="22"/>
               </w:rPr>
             </w:pPr>
+            <w:proofErr w:type="spellStart"/>
             <w:r>
               <w:rPr>
                 <w:rFonts w:hint="eastAsia"/>
@@ -187,6 +198,7 @@
               </w:rPr>
               <w:t>팀명</w:t>
             </w:r>
+            <w:proofErr w:type="spellEnd"/>
           </w:p>
         </w:tc>
         <w:tc>
@@ -272,7 +284,6 @@
             <w:pPr>
               <w:jc w:val="center"/>
               <w:rPr>
-                <w:rFonts w:hint="eastAsia"/>
                 <w:b/>
               </w:rPr>
             </w:pPr>
@@ -463,12 +474,21 @@
                 <w:b/>
               </w:rPr>
             </w:pPr>
-            <w:r>
-              <w:rPr>
-                <w:rFonts w:hint="eastAsia"/>
-                <w:b/>
-              </w:rPr>
-              <w:t xml:space="preserve">장명운: </w:t>
+            <w:proofErr w:type="spellStart"/>
+            <w:r>
+              <w:rPr>
+                <w:rFonts w:hint="eastAsia"/>
+                <w:b/>
+              </w:rPr>
+              <w:t>장명운</w:t>
+            </w:r>
+            <w:proofErr w:type="spellEnd"/>
+            <w:r>
+              <w:rPr>
+                <w:rFonts w:hint="eastAsia"/>
+                <w:b/>
+              </w:rPr>
+              <w:t xml:space="preserve">: </w:t>
             </w:r>
             <w:bookmarkStart w:id="0" w:name="_Hlk218248895"/>
             <w:r>
@@ -478,7 +498,27 @@
                 <w:bCs/>
                 <w:szCs w:val="20"/>
               </w:rPr>
-              <w:t>멀티 플레이 시, 다른 플레이어의 움직임도 애니메이션되도록 구현</w:t>
+              <w:t xml:space="preserve">멀티 플레이 시, 다른 플레이어의 움직임도 </w:t>
+            </w:r>
+            <w:proofErr w:type="spellStart"/>
+            <w:r>
+              <w:rPr>
+                <w:rFonts w:hint="eastAsia"/>
+                <w:b/>
+                <w:bCs/>
+                <w:szCs w:val="20"/>
+              </w:rPr>
+              <w:t>애니메이션되도록</w:t>
+            </w:r>
+            <w:proofErr w:type="spellEnd"/>
+            <w:r>
+              <w:rPr>
+                <w:rFonts w:hint="eastAsia"/>
+                <w:b/>
+                <w:bCs/>
+                <w:szCs w:val="20"/>
+              </w:rPr>
+              <w:t xml:space="preserve"> 구현</w:t>
             </w:r>
             <w:bookmarkEnd w:id="0"/>
           </w:p>
@@ -486,6 +526,7 @@
             <w:pPr>
               <w:jc w:val="left"/>
               <w:rPr>
+                <w:rFonts w:hint="eastAsia"/>
                 <w:b/>
                 <w:bCs/>
               </w:rPr>
@@ -495,7 +536,30 @@
                 <w:rFonts w:hint="eastAsia"/>
                 <w:b/>
               </w:rPr>
-              <w:t>우상훈: 이동 동기화 마무리 작업</w:t>
+              <w:t xml:space="preserve">우상훈: </w:t>
+            </w:r>
+            <w:r>
+              <w:rPr>
+                <w:rFonts w:hint="eastAsia"/>
+                <w:b/>
+              </w:rPr>
+              <w:t xml:space="preserve">피격 판정 및 </w:t>
+            </w:r>
+            <w:proofErr w:type="spellStart"/>
+            <w:r>
+              <w:rPr>
+                <w:rFonts w:hint="eastAsia"/>
+                <w:b/>
+              </w:rPr>
+              <w:t>헤드샷</w:t>
+            </w:r>
+            <w:proofErr w:type="spellEnd"/>
+            <w:r>
+              <w:rPr>
+                <w:rFonts w:hint="eastAsia"/>
+                <w:b/>
+              </w:rPr>
+              <w:t xml:space="preserve"> 처리, 사격, 장탄 수, 재장전, 사망 관리</w:t>
             </w:r>
           </w:p>
           <w:p>
@@ -564,13 +628,23 @@
           <w:szCs w:val="32"/>
         </w:rPr>
       </w:pPr>
+      <w:proofErr w:type="spellStart"/>
       <w:r>
         <w:rPr>
           <w:rFonts w:hint="eastAsia"/>
           <w:sz w:val="28"/>
           <w:szCs w:val="32"/>
         </w:rPr>
-        <w:t>장명운:</w:t>
+        <w:t>장명운</w:t>
+      </w:r>
+      <w:proofErr w:type="spellEnd"/>
+      <w:r>
+        <w:rPr>
+          <w:rFonts w:hint="eastAsia"/>
+          <w:sz w:val="28"/>
+          <w:szCs w:val="32"/>
+        </w:rPr>
+        <w:t>:</w:t>
       </w:r>
     </w:p>
     <w:p>
@@ -600,14 +674,23 @@
           <w:sz w:val="22"/>
           <w:szCs w:val="24"/>
         </w:rPr>
-        <w:t xml:space="preserve"> 플레이 시, 다른 플레이어의 움직임도 애니메이션되도록 구현</w:t>
-      </w:r>
-      <w:r>
-        <w:rPr>
-          <w:sz w:val="22"/>
-          <w:szCs w:val="24"/>
-        </w:rPr>
-        <w:t xml:space="preserve"> </w:t>
+        <w:t xml:space="preserve"> 플레이 시, 다른 플레이어의 움직임도 </w:t>
+      </w:r>
+      <w:proofErr w:type="spellStart"/>
+      <w:r>
+        <w:rPr>
+          <w:sz w:val="22"/>
+          <w:szCs w:val="24"/>
+        </w:rPr>
+        <w:t>애니메이션되도록</w:t>
+      </w:r>
+      <w:proofErr w:type="spellEnd"/>
+      <w:r>
+        <w:rPr>
+          <w:sz w:val="22"/>
+          <w:szCs w:val="24"/>
+        </w:rPr>
+        <w:t xml:space="preserve"> 구현 </w:t>
       </w:r>
     </w:p>
     <w:p>
@@ -683,8 +766,18 @@
           <w:sz w:val="22"/>
           <w:szCs w:val="24"/>
         </w:rPr>
-        <w:t>물리 업데이트 시 적분에 반영되지 않는 속도값으로</w:t>
-      </w:r>
+        <w:t xml:space="preserve">물리 업데이트 시 적분에 반영되지 않는 </w:t>
+      </w:r>
+      <w:proofErr w:type="spellStart"/>
+      <w:r>
+        <w:rPr>
+          <w:rFonts w:hint="eastAsia"/>
+          <w:sz w:val="22"/>
+          <w:szCs w:val="24"/>
+        </w:rPr>
+        <w:t>속도값으로</w:t>
+      </w:r>
+      <w:proofErr w:type="spellEnd"/>
       <w:r>
         <w:rPr>
           <w:sz w:val="22"/>
@@ -698,7 +791,61 @@
           <w:sz w:val="22"/>
           <w:szCs w:val="24"/>
         </w:rPr>
-        <w:t>이미 모든 계산이 완료된 속도를 뜻하는 evVelocity(평가된 속도값) 물리량을 추가</w:t>
+        <w:t xml:space="preserve">이미 모든 계산이 완료된 속도를 뜻하는 </w:t>
+      </w:r>
+      <w:proofErr w:type="spellStart"/>
+      <w:r>
+        <w:rPr>
+          <w:rFonts w:hint="eastAsia"/>
+          <w:sz w:val="22"/>
+          <w:szCs w:val="24"/>
+        </w:rPr>
+        <w:t>evVelocity</w:t>
+      </w:r>
+      <w:proofErr w:type="spellEnd"/>
+      <w:r>
+        <w:rPr>
+          <w:rFonts w:hint="eastAsia"/>
+          <w:sz w:val="22"/>
+          <w:szCs w:val="24"/>
+        </w:rPr>
+        <w:t xml:space="preserve">(평가된 </w:t>
+      </w:r>
+      <w:proofErr w:type="spellStart"/>
+      <w:r>
+        <w:rPr>
+          <w:rFonts w:hint="eastAsia"/>
+          <w:sz w:val="22"/>
+          <w:szCs w:val="24"/>
+        </w:rPr>
+        <w:t>속도값</w:t>
+      </w:r>
+      <w:proofErr w:type="spellEnd"/>
+      <w:r>
+        <w:rPr>
+          <w:rFonts w:hint="eastAsia"/>
+          <w:sz w:val="22"/>
+          <w:szCs w:val="24"/>
+        </w:rPr>
+        <w:t xml:space="preserve">) </w:t>
+      </w:r>
+      <w:proofErr w:type="spellStart"/>
+      <w:r>
+        <w:rPr>
+          <w:rFonts w:hint="eastAsia"/>
+          <w:sz w:val="22"/>
+          <w:szCs w:val="24"/>
+        </w:rPr>
+        <w:t>물리량을</w:t>
+      </w:r>
+      <w:proofErr w:type="spellEnd"/>
+      <w:r>
+        <w:rPr>
+          <w:rFonts w:hint="eastAsia"/>
+          <w:sz w:val="22"/>
+          <w:szCs w:val="24"/>
+        </w:rPr>
+        <w:t xml:space="preserve"> 추가</w:t>
       </w:r>
     </w:p>
     <w:p>
@@ -799,7 +946,6 @@
         <w:autoSpaceDE/>
         <w:autoSpaceDN/>
         <w:rPr>
-          <w:rFonts w:hint="eastAsia"/>
           <w:sz w:val="22"/>
           <w:szCs w:val="24"/>
         </w:rPr>
@@ -872,7 +1018,25 @@
           <w:sz w:val="22"/>
           <w:szCs w:val="24"/>
         </w:rPr>
-        <w:t>플레이어보다 키가 큰, 축 정렬된 큐브들로 새로운 레벨을 구성</w:t>
+        <w:t xml:space="preserve">플레이어보다 키가 큰, 축 정렬된 </w:t>
+      </w:r>
+      <w:proofErr w:type="spellStart"/>
+      <w:r>
+        <w:rPr>
+          <w:rFonts w:hint="eastAsia"/>
+          <w:sz w:val="22"/>
+          <w:szCs w:val="24"/>
+        </w:rPr>
+        <w:t>큐브들로</w:t>
+      </w:r>
+      <w:proofErr w:type="spellEnd"/>
+      <w:r>
+        <w:rPr>
+          <w:rFonts w:hint="eastAsia"/>
+          <w:sz w:val="22"/>
+          <w:szCs w:val="24"/>
+        </w:rPr>
+        <w:t xml:space="preserve"> 새로운 레벨을 구성</w:t>
       </w:r>
       <w:r>
         <w:rPr>
@@ -956,7 +1120,6 @@
         <w:spacing w:after="0"/>
         <w:ind w:left="880"/>
         <w:rPr>
-          <w:rFonts w:hint="eastAsia"/>
           <w:sz w:val="22"/>
           <w:szCs w:val="24"/>
         </w:rPr>
@@ -1059,7 +1222,24 @@
         <w:jc w:val="left"/>
       </w:pPr>
       <w:r>
-        <w:t>이동 동기화</w:t>
+        <w:rPr>
+          <w:rFonts w:hint="eastAsia"/>
+        </w:rPr>
+        <w:t xml:space="preserve">피격 판정 및 </w:t>
+      </w:r>
+      <w:proofErr w:type="spellStart"/>
+      <w:r>
+        <w:rPr>
+          <w:rFonts w:hint="eastAsia"/>
+        </w:rPr>
+        <w:t>헤드샷</w:t>
+      </w:r>
+      <w:proofErr w:type="spellEnd"/>
+      <w:r>
+        <w:rPr>
+          <w:rFonts w:hint="eastAsia"/>
+        </w:rPr>
+        <w:t xml:space="preserve"> 처리</w:t>
       </w:r>
     </w:p>
     <w:p>
@@ -1073,16 +1253,42 @@
         <w:jc w:val="left"/>
       </w:pPr>
       <w:r>
-        <w:t>클라이언트는 키보드 입력 및 플레이어 방향 정보 패킷을 매 프레임마다 전송하고,</w:t>
-      </w:r>
-      <w:r>
-        <w:rPr>
-          <w:rFonts w:hint="eastAsia"/>
-        </w:rPr>
+        <w:rPr>
+          <w:rFonts w:hint="eastAsia"/>
+        </w:rPr>
+        <w:t xml:space="preserve">피격 판정은 2D </w:t>
+      </w:r>
+      <w:proofErr w:type="spellStart"/>
+      <w:r>
+        <w:rPr>
+          <w:rFonts w:hint="eastAsia"/>
+        </w:rPr>
+        <w:t>Raycast</w:t>
+      </w:r>
+      <w:proofErr w:type="spellEnd"/>
+      <w:r>
+        <w:rPr>
+          <w:rFonts w:hint="eastAsia"/>
+        </w:rPr>
+        <w:t xml:space="preserve"> 방식을 사용하여 처리하였다.</w:t>
+      </w:r>
+      <w:r>
         <w:br/>
       </w:r>
       <w:r>
-        <w:t>이와 별도로 20fps 주기로 자신의 상태(위치, 방향 등)에 대한 상태 패킷을 서버로 전송한다.</w:t>
+        <w:rPr>
+          <w:rFonts w:hint="eastAsia"/>
+        </w:rPr>
+        <w:t>shooter의 총구 위치와 방향을 기준으로 ray를 생성하고, 해당 ray와 교차하는 다른 플레이어가</w:t>
+      </w:r>
+      <w:r>
+        <w:br/>
+      </w:r>
+      <w:r>
+        <w:rPr>
+          <w:rFonts w:hint="eastAsia"/>
+        </w:rPr>
+        <w:t>있는지를 검사한다.</w:t>
       </w:r>
     </w:p>
     <w:p>
@@ -1096,16 +1302,33 @@
         <w:jc w:val="left"/>
       </w:pPr>
       <w:r>
-        <w:t>서버는 클라이언트로부터 전달받은 입력 패킷에 대해 즉각적으로 반응하며,</w:t>
-      </w:r>
-      <w:r>
-        <w:rPr>
-          <w:rFonts w:hint="eastAsia"/>
-        </w:rPr>
+        <w:rPr>
+          <w:rFonts w:hint="eastAsia"/>
+        </w:rPr>
+        <w:t>충돌한 플레이어가 존재할 경우, ray가 충돌한 지점까지의 거리 값으로 기준으로 y 좌표를 계산하여</w:t>
+      </w:r>
+      <w:r>
         <w:br/>
       </w:r>
       <w:r>
-        <w:t>해당 입력을 기준으로 이동 시뮬레이션을 수행한다.</w:t>
+        <w:rPr>
+          <w:rFonts w:hint="eastAsia"/>
+        </w:rPr>
+        <w:t xml:space="preserve">충돌 높이에 따라 </w:t>
+      </w:r>
+      <w:proofErr w:type="spellStart"/>
+      <w:r>
+        <w:rPr>
+          <w:rFonts w:hint="eastAsia"/>
+        </w:rPr>
+        <w:t>헤드샷</w:t>
+      </w:r>
+      <w:proofErr w:type="spellEnd"/>
+      <w:r>
+        <w:rPr>
+          <w:rFonts w:hint="eastAsia"/>
+        </w:rPr>
+        <w:t xml:space="preserve"> 판정을 수행하도록 구현했다.</w:t>
       </w:r>
     </w:p>
     <w:p>
@@ -1119,117 +1342,177 @@
         <w:jc w:val="left"/>
       </w:pPr>
       <w:r>
-        <w:t>또한 서버는 클라이언트의 상태 패킷을 수신했을 때,</w:t>
-      </w:r>
-      <w:r>
-        <w:rPr>
-          <w:rFonts w:hint="eastAsia"/>
-        </w:rPr>
+        <w:rPr>
+          <w:rFonts w:hint="eastAsia"/>
+        </w:rPr>
+        <w:t>그리고 다른 플레이어들도 사격 및 피격 상황을 관측할 수 있도록,</w:t>
+      </w:r>
+      <w:r>
         <w:br/>
       </w:r>
       <w:r>
-        <w:t>패킷에 포함된 위치 정보를 서버가 시뮬레이션한 결과와 비교하여 클라이언의 위치가</w:t>
-      </w:r>
-      <w:r>
-        <w:rPr>
-          <w:rFonts w:hint="eastAsia"/>
-        </w:rPr>
+        <w:rPr>
+          <w:rFonts w:hint="eastAsia"/>
+        </w:rPr>
+        <w:t>서버는 피격된 위치 정보를 모든 클라이언트에게 전달하도록 구현했다.</w:t>
+      </w:r>
+      <w:r>
         <w:br/>
       </w:r>
       <w:r>
-        <w:t>유효한지 여부를 판단한다.</w:t>
-      </w:r>
-      <w:r>
-        <w:rPr>
-          <w:rFonts w:hint="eastAsia"/>
-        </w:rPr>
-        <w:br/>
-      </w:r>
-      <w:r>
-        <w:rPr>
-          <w:rFonts w:hint="eastAsia"/>
-        </w:rPr>
-        <w:br/>
-      </w:r>
-      <w:r>
-        <w:t>만약 클라이언트의 위치가 서버 기준에서 허용 오차를 벗어났다고 판단되면,</w:t>
-      </w:r>
-      <w:r>
-        <w:rPr>
-          <w:rFonts w:hint="eastAsia"/>
-        </w:rPr>
-        <w:br/>
-      </w:r>
-      <w:r>
-        <w:t>서버는 자신이 계산한 올바른 위치 정보를 클라이언트로 전송하여 클라이언트가</w:t>
-      </w:r>
-      <w:r>
-        <w:rPr>
-          <w:rFonts w:hint="eastAsia"/>
-        </w:rPr>
-        <w:br/>
-      </w:r>
-      <w:r>
-        <w:t>해당 위치로 보정하도록 한다.</w:t>
-      </w:r>
-      <w:r>
-        <w:rPr>
-          <w:rFonts w:hint="eastAsia"/>
-        </w:rPr>
-        <w:br/>
-      </w:r>
-      <w:r>
-        <w:t>하지만 클라이언트의 위치가 올바른 위치 정보라면 서버는 해당 위치 정보를 수용한다.</w:t>
+        <w:rPr>
+          <w:rFonts w:hint="eastAsia"/>
+        </w:rPr>
+        <w:t>사격 이벤트 역시 동일한 방식으로 처리했다.</w:t>
       </w:r>
     </w:p>
     <w:p>
       <w:pPr>
+        <w:pStyle w:val="a4"/>
+        <w:numPr>
+          <w:ilvl w:val="0"/>
+          <w:numId w:val="3"/>
+        </w:numPr>
+        <w:ind w:leftChars="0"/>
         <w:jc w:val="left"/>
       </w:pPr>
       <w:r>
-        <w:t>하지만 이 방법은 틀린 방법이다. 기본적으로 MORPG는 플레이어가 이동을 먼저하고, 어디로 이동했는지에 대한</w:t>
-      </w:r>
-      <w:r>
-        <w:rPr>
-          <w:rFonts w:hint="eastAsia"/>
-        </w:rPr>
-        <w:br/>
-      </w:r>
-      <w:r>
-        <w:t>정보를 서버로 전송한다. 그러면 서버에서는 클라이언트가 보낸 pos, vel 정보를 이용해서 validation 검사를 한다.</w:t>
-      </w:r>
-      <w:r>
-        <w:rPr>
-          <w:rFonts w:hint="eastAsia"/>
-        </w:rPr>
-        <w:br/>
-      </w:r>
-      <w:r>
-        <w:t>“이동에 대한 정보를 어떻게 보내느냐”의 해답은 정속으로 이동할 때에는 느린 주기로 상태 정보를 보내고,</w:t>
-      </w:r>
-      <w:r>
-        <w:rPr>
-          <w:rFonts w:hint="eastAsia"/>
-        </w:rPr>
-        <w:br/>
-      </w:r>
-      <w:r>
-        <w:t>가속을 할 경우에 정보를 계속 보내는 것이다. 하지만 FPS 게임은 즉각적인 반응이 필요하기 때문에,</w:t>
-      </w:r>
-      <w:r>
-        <w:rPr>
-          <w:rFonts w:hint="eastAsia"/>
-        </w:rPr>
-        <w:br/>
-      </w:r>
-      <w:r>
-        <w:t>상시 자신의 상태 정보를 보낸다.</w:t>
+        <w:rPr>
+          <w:rFonts w:hint="eastAsia"/>
+        </w:rPr>
+        <w:t>사격, 장탄 수, 재장전, 사망 관리</w:t>
       </w:r>
     </w:p>
     <w:p>
       <w:pPr>
+        <w:pStyle w:val="a4"/>
+        <w:numPr>
+          <w:ilvl w:val="1"/>
+          <w:numId w:val="3"/>
+        </w:numPr>
+        <w:ind w:leftChars="0"/>
         <w:jc w:val="left"/>
       </w:pPr>
+      <w:r>
+        <w:rPr>
+          <w:rFonts w:hint="eastAsia"/>
+        </w:rPr>
+        <w:t>전투 상태 관리</w:t>
+      </w:r>
+    </w:p>
+    <w:p>
+      <w:pPr>
+        <w:pStyle w:val="a4"/>
+        <w:numPr>
+          <w:ilvl w:val="2"/>
+          <w:numId w:val="3"/>
+        </w:numPr>
+        <w:ind w:leftChars="0"/>
+        <w:jc w:val="left"/>
+      </w:pPr>
+      <w:r>
+        <w:rPr>
+          <w:rFonts w:hint="eastAsia"/>
+        </w:rPr>
+        <w:t>사격 판정은 총구 위치 및 방향 검증을 통해 수행한다.</w:t>
+      </w:r>
+    </w:p>
+    <w:p>
+      <w:pPr>
+        <w:pStyle w:val="a4"/>
+        <w:numPr>
+          <w:ilvl w:val="2"/>
+          <w:numId w:val="3"/>
+        </w:numPr>
+        <w:ind w:leftChars="0"/>
+        <w:jc w:val="left"/>
+      </w:pPr>
+      <w:r>
+        <w:rPr>
+          <w:rFonts w:hint="eastAsia"/>
+        </w:rPr>
+        <w:t>장탄 수와 사망 여부는 서버가 보유한 플레이어의 bullet 및 hp 값을 기준으로 판단한다.</w:t>
+      </w:r>
+    </w:p>
+    <w:p>
+      <w:pPr>
+        <w:pStyle w:val="a4"/>
+        <w:numPr>
+          <w:ilvl w:val="1"/>
+          <w:numId w:val="3"/>
+        </w:numPr>
+        <w:ind w:leftChars="0"/>
+        <w:jc w:val="left"/>
+      </w:pPr>
+      <w:r>
+        <w:rPr>
+          <w:rFonts w:hint="eastAsia"/>
+        </w:rPr>
+        <w:t>재장전 처리 방식</w:t>
+      </w:r>
+    </w:p>
+    <w:p>
+      <w:pPr>
+        <w:pStyle w:val="a4"/>
+        <w:numPr>
+          <w:ilvl w:val="2"/>
+          <w:numId w:val="3"/>
+        </w:numPr>
+        <w:ind w:leftChars="0"/>
+        <w:jc w:val="left"/>
+      </w:pPr>
+      <w:r>
+        <w:rPr>
+          <w:rFonts w:hint="eastAsia"/>
+        </w:rPr>
+        <w:t>서버는 재장전 패킷을 수신한 시점에, 해당 플레이어의 재장전 시작 시간을 저장한다.</w:t>
+      </w:r>
+    </w:p>
+    <w:p>
+      <w:pPr>
+        <w:pStyle w:val="a4"/>
+        <w:numPr>
+          <w:ilvl w:val="2"/>
+          <w:numId w:val="3"/>
+        </w:numPr>
+        <w:ind w:leftChars="0"/>
+        <w:jc w:val="left"/>
+      </w:pPr>
+      <w:r>
+        <w:rPr>
+          <w:rFonts w:hint="eastAsia"/>
+        </w:rPr>
+        <w:t>이후 재장전에 필요한 시간(2초)이 경과했는지를 주기적으로 확인하기 위해,</w:t>
+      </w:r>
+      <w:r>
+        <w:br/>
+      </w:r>
+      <w:r>
+        <w:rPr>
+          <w:rFonts w:hint="eastAsia"/>
+        </w:rPr>
+        <w:t>재장전 메시지를 재귀적으로 생성한다.</w:t>
+      </w:r>
+    </w:p>
+    <w:p>
+      <w:pPr>
+        <w:pStyle w:val="a4"/>
+        <w:numPr>
+          <w:ilvl w:val="2"/>
+          <w:numId w:val="3"/>
+        </w:numPr>
+        <w:ind w:leftChars="0"/>
+        <w:jc w:val="left"/>
+        <w:rPr>
+          <w:rFonts w:hint="eastAsia"/>
+        </w:rPr>
+      </w:pPr>
+      <w:r>
+        <w:rPr>
+          <w:rFonts w:hint="eastAsia"/>
+        </w:rPr>
+        <w:t>2초가 경과하면 서버는 클라이언트에게 재장전 완료 패킷을 전송한다.</w:t>
+      </w:r>
     </w:p>
     <w:p>
       <w:pPr>
@@ -1338,7 +1621,21 @@
               <w:rPr>
                 <w:rFonts w:hint="eastAsia"/>
               </w:rPr>
-              <w:t>1. 의미있는 broad-phase를 구성하여 실제 충돌 검사 횟수를</w:t>
+              <w:t xml:space="preserve">1. </w:t>
+            </w:r>
+            <w:proofErr w:type="spellStart"/>
+            <w:r>
+              <w:rPr>
+                <w:rFonts w:hint="eastAsia"/>
+              </w:rPr>
+              <w:t>의미있는</w:t>
+            </w:r>
+            <w:proofErr w:type="spellEnd"/>
+            <w:r>
+              <w:rPr>
+                <w:rFonts w:hint="eastAsia"/>
+              </w:rPr>
+              <w:t xml:space="preserve"> broad-phase를 구성하여 실제 충돌 검사 횟수를</w:t>
             </w:r>
             <w:r>
               <w:br/>
@@ -1388,7 +1685,6 @@
             <w:pPr>
               <w:jc w:val="center"/>
               <w:rPr>
-                <w:rFonts w:hint="eastAsia"/>
                 <w:b/>
                 <w:sz w:val="22"/>
               </w:rPr>
@@ -1556,18 +1852,18 @@
                 <w:bCs/>
                 <w:szCs w:val="20"/>
               </w:rPr>
-              <w:t>우상훈: 사격, 피격 구현</w:t>
-            </w:r>
-          </w:p>
-          <w:p>
-            <w:pPr>
-              <w:rPr>
-                <w:rFonts w:hint="eastAsia"/>
+              <w:t xml:space="preserve">우상훈: </w:t>
+            </w:r>
+          </w:p>
+          <w:p>
+            <w:pPr>
+              <w:rPr>
                 <w:b/>
                 <w:bCs/>
                 <w:szCs w:val="20"/>
               </w:rPr>
             </w:pPr>
+            <w:proofErr w:type="spellStart"/>
             <w:r>
               <w:rPr>
                 <w:rFonts w:hint="eastAsia"/>
@@ -1575,8 +1871,9 @@
                 <w:bCs/>
                 <w:szCs w:val="20"/>
               </w:rPr>
-              <w:t xml:space="preserve">장명운: </w:t>
-            </w:r>
+              <w:t>장명운</w:t>
+            </w:r>
+            <w:proofErr w:type="spellEnd"/>
             <w:r>
               <w:rPr>
                 <w:rFonts w:hint="eastAsia"/>
@@ -1584,27 +1881,26 @@
                 <w:bCs/>
                 <w:szCs w:val="20"/>
               </w:rPr>
-              <w:t>ragdoll physics 연구, cascaded shadow map 구현</w:t>
-            </w:r>
-          </w:p>
-          <w:p>
-            <w:pPr>
+              <w:t xml:space="preserve">: </w:t>
+            </w:r>
+            <w:r>
               <w:rPr>
                 <w:rFonts w:hint="eastAsia"/>
                 <w:b/>
                 <w:bCs/>
                 <w:szCs w:val="20"/>
               </w:rPr>
-            </w:pPr>
-            <w:r>
-              <w:rPr>
-                <w:rFonts w:hint="eastAsia"/>
+              <w:t>ragdoll physics 연구, cascaded shadow map 구현</w:t>
+            </w:r>
+          </w:p>
+          <w:p>
+            <w:pPr>
+              <w:rPr>
                 <w:b/>
                 <w:bCs/>
                 <w:szCs w:val="20"/>
               </w:rPr>
-              <w:t xml:space="preserve">이종진: </w:t>
-            </w:r>
+            </w:pPr>
             <w:r>
               <w:rPr>
                 <w:rFonts w:hint="eastAsia"/>
@@ -1612,7 +1908,27 @@
                 <w:bCs/>
                 <w:szCs w:val="20"/>
               </w:rPr>
-              <w:t>파티클 시스템 구현</w:t>
+              <w:t xml:space="preserve">이종진: </w:t>
+            </w:r>
+            <w:proofErr w:type="spellStart"/>
+            <w:r>
+              <w:rPr>
+                <w:rFonts w:hint="eastAsia"/>
+                <w:b/>
+                <w:bCs/>
+                <w:szCs w:val="20"/>
+              </w:rPr>
+              <w:t>파티클</w:t>
+            </w:r>
+            <w:proofErr w:type="spellEnd"/>
+            <w:r>
+              <w:rPr>
+                <w:rFonts w:hint="eastAsia"/>
+                <w:b/>
+                <w:bCs/>
+                <w:szCs w:val="20"/>
+              </w:rPr>
+              <w:t xml:space="preserve"> 시스템 구현</w:t>
             </w:r>
           </w:p>
         </w:tc>
